--- a/软件开发技术手册.docx
+++ b/软件开发技术手册.docx
@@ -250,6 +250,7 @@
         <w:pageBreakBefore w:val="0"/>
         <w:widowControl/>
         <w:numPr>
+          <w:ilvl w:val="0"/>
           <w:numId w:val="0"/>
         </w:numPr>
         <w:kinsoku/>
@@ -287,6 +288,7 @@
         <w:pageBreakBefore w:val="0"/>
         <w:widowControl/>
         <w:numPr>
+          <w:ilvl w:val="0"/>
           <w:numId w:val="0"/>
         </w:numPr>
         <w:kinsoku/>
@@ -324,6 +326,7 @@
         <w:pageBreakBefore w:val="0"/>
         <w:widowControl/>
         <w:numPr>
+          <w:ilvl w:val="0"/>
           <w:numId w:val="0"/>
         </w:numPr>
         <w:kinsoku/>
@@ -370,16 +373,7 @@
           <w:szCs w:val="21"/>
           <w:lang w:val="en-US" w:eastAsia="zh-CN"/>
         </w:rPr>
-        <w:t>代码块</w:t>
-      </w:r>
-      <w:r>
-        <w:rPr>
-          <w:rFonts w:hint="eastAsia" w:ascii="华文中宋" w:hAnsi="华文中宋" w:eastAsia="华文中宋" w:cs="华文中宋"/>
-          <w:sz w:val="21"/>
-          <w:szCs w:val="21"/>
-          <w:lang w:val="en-US" w:eastAsia="zh-CN"/>
-        </w:rPr>
-        <w:t>对象的数组。</w:t>
+        <w:t>代码块对象的数组。</w:t>
       </w:r>
     </w:p>
     <w:p>
@@ -389,6 +383,7 @@
         <w:pageBreakBefore w:val="0"/>
         <w:widowControl/>
         <w:numPr>
+          <w:ilvl w:val="0"/>
           <w:numId w:val="0"/>
         </w:numPr>
         <w:kinsoku/>
@@ -426,6 +421,7 @@
         <w:pageBreakBefore w:val="0"/>
         <w:widowControl/>
         <w:numPr>
+          <w:ilvl w:val="0"/>
           <w:numId w:val="0"/>
         </w:numPr>
         <w:kinsoku/>
@@ -499,6 +495,7 @@
         <w:pageBreakBefore w:val="0"/>
         <w:widowControl/>
         <w:numPr>
+          <w:ilvl w:val="0"/>
           <w:numId w:val="0"/>
         </w:numPr>
         <w:kinsoku/>
@@ -600,6 +597,7 @@
         <w:pageBreakBefore w:val="0"/>
         <w:widowControl/>
         <w:numPr>
+          <w:ilvl w:val="0"/>
           <w:numId w:val="0"/>
         </w:numPr>
         <w:kinsoku/>
@@ -713,6 +711,7 @@
         <w:pageBreakBefore w:val="0"/>
         <w:widowControl/>
         <w:numPr>
+          <w:ilvl w:val="0"/>
           <w:numId w:val="0"/>
         </w:numPr>
         <w:kinsoku/>
@@ -750,6 +749,7 @@
         <w:pageBreakBefore w:val="0"/>
         <w:widowControl/>
         <w:numPr>
+          <w:ilvl w:val="0"/>
           <w:numId w:val="0"/>
         </w:numPr>
         <w:kinsoku/>
@@ -823,6 +823,7 @@
         <w:pageBreakBefore w:val="0"/>
         <w:widowControl/>
         <w:numPr>
+          <w:ilvl w:val="0"/>
           <w:numId w:val="0"/>
         </w:numPr>
         <w:kinsoku/>
@@ -860,6 +861,7 @@
         <w:pageBreakBefore w:val="0"/>
         <w:widowControl/>
         <w:numPr>
+          <w:ilvl w:val="0"/>
           <w:numId w:val="0"/>
         </w:numPr>
         <w:kinsoku/>
@@ -901,6 +903,7 @@
         <w:pageBreakBefore w:val="0"/>
         <w:widowControl/>
         <w:numPr>
+          <w:ilvl w:val="0"/>
           <w:numId w:val="0"/>
         </w:numPr>
         <w:kinsoku/>
@@ -988,6 +991,7 @@
         <w:pageBreakBefore w:val="0"/>
         <w:widowControl/>
         <w:numPr>
+          <w:ilvl w:val="0"/>
           <w:numId w:val="0"/>
         </w:numPr>
         <w:kinsoku/>
@@ -1029,6 +1033,7 @@
         <w:pageBreakBefore w:val="0"/>
         <w:widowControl/>
         <w:numPr>
+          <w:ilvl w:val="0"/>
           <w:numId w:val="0"/>
         </w:numPr>
         <w:kinsoku/>
@@ -1070,6 +1075,7 @@
         <w:pageBreakBefore w:val="0"/>
         <w:widowControl/>
         <w:numPr>
+          <w:ilvl w:val="0"/>
           <w:numId w:val="0"/>
         </w:numPr>
         <w:kinsoku/>
@@ -1230,7 +1236,9 @@
         </w:tblBorders>
         <w:tblLayout w:type="autofit"/>
         <w:tblCellMar>
+          <w:top w:w="0" w:type="dxa"/>
           <w:left w:w="108" w:type="dxa"/>
+          <w:bottom w:w="0" w:type="dxa"/>
           <w:right w:w="108" w:type="dxa"/>
         </w:tblCellMar>
       </w:tblPr>
@@ -1250,7 +1258,9 @@
             <w:insideV w:val="single" w:color="auto" w:sz="4" w:space="0"/>
           </w:tblBorders>
           <w:tblCellMar>
+            <w:top w:w="0" w:type="dxa"/>
             <w:left w:w="108" w:type="dxa"/>
+            <w:bottom w:w="0" w:type="dxa"/>
             <w:right w:w="108" w:type="dxa"/>
           </w:tblCellMar>
         </w:tblPrEx>
@@ -1422,7 +1432,9 @@
             <w:insideV w:val="single" w:color="auto" w:sz="4" w:space="0"/>
           </w:tblBorders>
           <w:tblCellMar>
+            <w:top w:w="0" w:type="dxa"/>
             <w:left w:w="108" w:type="dxa"/>
+            <w:bottom w:w="0" w:type="dxa"/>
             <w:right w:w="108" w:type="dxa"/>
           </w:tblCellMar>
         </w:tblPrEx>
@@ -1594,7 +1606,9 @@
             <w:insideV w:val="single" w:color="auto" w:sz="4" w:space="0"/>
           </w:tblBorders>
           <w:tblCellMar>
+            <w:top w:w="0" w:type="dxa"/>
             <w:left w:w="108" w:type="dxa"/>
+            <w:bottom w:w="0" w:type="dxa"/>
             <w:right w:w="108" w:type="dxa"/>
           </w:tblCellMar>
         </w:tblPrEx>
@@ -1769,7 +1783,9 @@
             <w:insideV w:val="single" w:color="auto" w:sz="4" w:space="0"/>
           </w:tblBorders>
           <w:tblCellMar>
+            <w:top w:w="0" w:type="dxa"/>
             <w:left w:w="108" w:type="dxa"/>
+            <w:bottom w:w="0" w:type="dxa"/>
             <w:right w:w="108" w:type="dxa"/>
           </w:tblCellMar>
         </w:tblPrEx>
@@ -1941,7 +1957,9 @@
             <w:insideV w:val="single" w:color="auto" w:sz="4" w:space="0"/>
           </w:tblBorders>
           <w:tblCellMar>
+            <w:top w:w="0" w:type="dxa"/>
             <w:left w:w="108" w:type="dxa"/>
+            <w:bottom w:w="0" w:type="dxa"/>
             <w:right w:w="108" w:type="dxa"/>
           </w:tblCellMar>
         </w:tblPrEx>
@@ -2113,7 +2131,9 @@
             <w:insideV w:val="single" w:color="auto" w:sz="4" w:space="0"/>
           </w:tblBorders>
           <w:tblCellMar>
+            <w:top w:w="0" w:type="dxa"/>
             <w:left w:w="108" w:type="dxa"/>
+            <w:bottom w:w="0" w:type="dxa"/>
             <w:right w:w="108" w:type="dxa"/>
           </w:tblCellMar>
         </w:tblPrEx>
@@ -2285,7 +2305,9 @@
             <w:insideV w:val="single" w:color="auto" w:sz="4" w:space="0"/>
           </w:tblBorders>
           <w:tblCellMar>
+            <w:top w:w="0" w:type="dxa"/>
             <w:left w:w="108" w:type="dxa"/>
+            <w:bottom w:w="0" w:type="dxa"/>
             <w:right w:w="108" w:type="dxa"/>
           </w:tblCellMar>
         </w:tblPrEx>
@@ -2457,7 +2479,9 @@
             <w:insideV w:val="single" w:color="auto" w:sz="4" w:space="0"/>
           </w:tblBorders>
           <w:tblCellMar>
+            <w:top w:w="0" w:type="dxa"/>
             <w:left w:w="108" w:type="dxa"/>
+            <w:bottom w:w="0" w:type="dxa"/>
             <w:right w:w="108" w:type="dxa"/>
           </w:tblCellMar>
         </w:tblPrEx>
@@ -2614,6 +2638,174 @@
                 <w:lang w:val="en-US" w:eastAsia="zh-CN"/>
               </w:rPr>
               <w:t>开发Nina时辅助调试</w:t>
+            </w:r>
+          </w:p>
+        </w:tc>
+      </w:tr>
+      <w:tr>
+        <w:tblPrEx>
+          <w:tblBorders>
+            <w:top w:val="single" w:color="auto" w:sz="4" w:space="0"/>
+            <w:left w:val="single" w:color="auto" w:sz="4" w:space="0"/>
+            <w:bottom w:val="single" w:color="auto" w:sz="4" w:space="0"/>
+            <w:right w:val="single" w:color="auto" w:sz="4" w:space="0"/>
+            <w:insideH w:val="single" w:color="auto" w:sz="4" w:space="0"/>
+            <w:insideV w:val="single" w:color="auto" w:sz="4" w:space="0"/>
+          </w:tblBorders>
+        </w:tblPrEx>
+        <w:tc>
+          <w:tcPr>
+            <w:tcW w:w="1937" w:type="dxa"/>
+            <w:vAlign w:val="center"/>
+          </w:tcPr>
+          <w:p>
+            <w:pPr>
+              <w:keepNext w:val="0"/>
+              <w:keepLines w:val="0"/>
+              <w:pageBreakBefore w:val="0"/>
+              <w:widowControl/>
+              <w:numPr>
+                <w:ilvl w:val="0"/>
+                <w:numId w:val="0"/>
+              </w:numPr>
+              <w:kinsoku/>
+              <w:wordWrap/>
+              <w:overflowPunct/>
+              <w:topLinePunct w:val="0"/>
+              <w:autoSpaceDE/>
+              <w:autoSpaceDN/>
+              <w:bidi w:val="0"/>
+              <w:adjustRightInd/>
+              <w:snapToGrid/>
+              <w:spacing w:line="240" w:lineRule="auto"/>
+              <w:ind w:left="238"/>
+              <w:jc w:val="center"/>
+              <w:textAlignment w:val="auto"/>
+              <w:rPr>
+                <w:rFonts w:hint="default" w:ascii="华文中宋" w:hAnsi="华文中宋" w:eastAsia="华文中宋" w:cs="华文中宋"/>
+                <w:b w:val="0"/>
+                <w:bCs w:val="0"/>
+                <w:sz w:val="21"/>
+                <w:szCs w:val="21"/>
+                <w:vertAlign w:val="baseline"/>
+                <w:lang w:val="en-US" w:eastAsia="zh-CN"/>
+              </w:rPr>
+            </w:pPr>
+            <w:r>
+              <w:rPr>
+                <w:rFonts w:hint="eastAsia" w:ascii="华文中宋" w:hAnsi="华文中宋" w:eastAsia="华文中宋" w:cs="华文中宋"/>
+                <w:b w:val="0"/>
+                <w:bCs w:val="0"/>
+                <w:sz w:val="21"/>
+                <w:szCs w:val="21"/>
+                <w:vertAlign w:val="baseline"/>
+                <w:lang w:val="en-US" w:eastAsia="zh-CN"/>
+              </w:rPr>
+              <w:t>NinaEnums.cs</w:t>
+            </w:r>
+          </w:p>
+        </w:tc>
+        <w:tc>
+          <w:tcPr>
+            <w:tcW w:w="3491" w:type="dxa"/>
+            <w:vAlign w:val="center"/>
+          </w:tcPr>
+          <w:p>
+            <w:pPr>
+              <w:keepNext w:val="0"/>
+              <w:keepLines w:val="0"/>
+              <w:pageBreakBefore w:val="0"/>
+              <w:widowControl/>
+              <w:numPr>
+                <w:ilvl w:val="0"/>
+                <w:numId w:val="0"/>
+              </w:numPr>
+              <w:kinsoku/>
+              <w:wordWrap/>
+              <w:overflowPunct/>
+              <w:topLinePunct w:val="0"/>
+              <w:autoSpaceDE/>
+              <w:autoSpaceDN/>
+              <w:bidi w:val="0"/>
+              <w:adjustRightInd/>
+              <w:snapToGrid/>
+              <w:spacing w:line="240" w:lineRule="auto"/>
+              <w:ind w:left="238"/>
+              <w:jc w:val="left"/>
+              <w:textAlignment w:val="auto"/>
+              <w:rPr>
+                <w:rFonts w:hint="default" w:ascii="华文中宋" w:hAnsi="华文中宋" w:eastAsia="华文中宋" w:cs="华文中宋"/>
+                <w:b w:val="0"/>
+                <w:bCs w:val="0"/>
+                <w:sz w:val="21"/>
+                <w:szCs w:val="21"/>
+                <w:vertAlign w:val="baseline"/>
+                <w:lang w:val="en-US" w:eastAsia="zh-CN"/>
+              </w:rPr>
+            </w:pPr>
+            <w:r>
+              <w:rPr>
+                <w:rFonts w:hint="eastAsia" w:ascii="华文中宋" w:hAnsi="华文中宋" w:eastAsia="华文中宋" w:cs="华文中宋"/>
+                <w:b w:val="0"/>
+                <w:bCs w:val="0"/>
+                <w:sz w:val="21"/>
+                <w:szCs w:val="21"/>
+                <w:vertAlign w:val="baseline"/>
+                <w:lang w:val="en-US" w:eastAsia="zh-CN"/>
+              </w:rPr>
+              <w:t>存放Nina项目中各类枚举</w:t>
+            </w:r>
+          </w:p>
+        </w:tc>
+        <w:tc>
+          <w:tcPr>
+            <w:tcW w:w="5254" w:type="dxa"/>
+            <w:vAlign w:val="center"/>
+          </w:tcPr>
+          <w:p>
+            <w:pPr>
+              <w:keepNext w:val="0"/>
+              <w:keepLines w:val="0"/>
+              <w:pageBreakBefore w:val="0"/>
+              <w:widowControl/>
+              <w:numPr>
+                <w:ilvl w:val="0"/>
+                <w:numId w:val="0"/>
+              </w:numPr>
+              <w:kinsoku/>
+              <w:wordWrap/>
+              <w:overflowPunct/>
+              <w:topLinePunct w:val="0"/>
+              <w:autoSpaceDE/>
+              <w:autoSpaceDN/>
+              <w:bidi w:val="0"/>
+              <w:adjustRightInd/>
+              <w:snapToGrid/>
+              <w:spacing w:line="240" w:lineRule="auto"/>
+              <w:ind w:left="238"/>
+              <w:jc w:val="left"/>
+              <w:textAlignment w:val="auto"/>
+              <w:rPr>
+                <w:rFonts w:hint="default" w:ascii="华文中宋" w:hAnsi="华文中宋" w:eastAsia="华文中宋" w:cs="华文中宋"/>
+                <w:b w:val="0"/>
+                <w:bCs w:val="0"/>
+                <w:sz w:val="21"/>
+                <w:szCs w:val="21"/>
+                <w:vertAlign w:val="baseline"/>
+                <w:lang w:val="en-US" w:eastAsia="zh-CN"/>
+              </w:rPr>
+            </w:pPr>
+            <w:r>
+              <w:rPr>
+                <w:rFonts w:hint="eastAsia" w:ascii="华文中宋" w:hAnsi="华文中宋" w:eastAsia="华文中宋" w:cs="华文中宋"/>
+                <w:b w:val="0"/>
+                <w:bCs w:val="0"/>
+                <w:sz w:val="21"/>
+                <w:szCs w:val="21"/>
+                <w:vertAlign w:val="baseline"/>
+                <w:lang w:val="en-US" w:eastAsia="zh-CN"/>
+              </w:rPr>
+              <w:t>-</w:t>
             </w:r>
           </w:p>
         </w:tc>
@@ -2629,7 +2821,9 @@
             <w:insideV w:val="single" w:color="auto" w:sz="4" w:space="0"/>
           </w:tblBorders>
           <w:tblCellMar>
+            <w:top w:w="0" w:type="dxa"/>
             <w:left w:w="108" w:type="dxa"/>
+            <w:bottom w:w="0" w:type="dxa"/>
             <w:right w:w="108" w:type="dxa"/>
           </w:tblCellMar>
         </w:tblPrEx>
@@ -2681,7 +2875,7 @@
                 <w:vertAlign w:val="baseline"/>
                 <w:lang w:val="en-US" w:eastAsia="zh-CN"/>
               </w:rPr>
-              <w:t>NinaEnums.cs</w:t>
+              <w:t>NinaError.cs</w:t>
             </w:r>
           </w:p>
         </w:tc>
@@ -2733,7 +2927,7 @@
                 <w:vertAlign w:val="baseline"/>
                 <w:lang w:val="en-US" w:eastAsia="zh-CN"/>
               </w:rPr>
-              <w:t>存放Nina项目中各类枚举</w:t>
+              <w:t>存放Nina错误处理工具类</w:t>
             </w:r>
           </w:p>
         </w:tc>
@@ -2785,7 +2979,7 @@
                 <w:vertAlign w:val="baseline"/>
                 <w:lang w:val="en-US" w:eastAsia="zh-CN"/>
               </w:rPr>
-              <w:t>-</w:t>
+              <w:t>提供错误处理相关函数</w:t>
             </w:r>
           </w:p>
         </w:tc>
@@ -2801,7 +2995,9 @@
             <w:insideV w:val="single" w:color="auto" w:sz="4" w:space="0"/>
           </w:tblBorders>
           <w:tblCellMar>
+            <w:top w:w="0" w:type="dxa"/>
             <w:left w:w="108" w:type="dxa"/>
+            <w:bottom w:w="0" w:type="dxa"/>
             <w:right w:w="108" w:type="dxa"/>
           </w:tblCellMar>
         </w:tblPrEx>
@@ -2853,7 +3049,7 @@
                 <w:vertAlign w:val="baseline"/>
                 <w:lang w:val="en-US" w:eastAsia="zh-CN"/>
               </w:rPr>
-              <w:t>NinaError.cs</w:t>
+              <w:t>NinaExprTree.cs</w:t>
             </w:r>
           </w:p>
         </w:tc>
@@ -2905,7 +3101,7 @@
                 <w:vertAlign w:val="baseline"/>
                 <w:lang w:val="en-US" w:eastAsia="zh-CN"/>
               </w:rPr>
-              <w:t>存放Nina错误处理工具类</w:t>
+              <w:t>存放表达式树相关类</w:t>
             </w:r>
           </w:p>
         </w:tc>
@@ -2957,7 +3153,7 @@
                 <w:vertAlign w:val="baseline"/>
                 <w:lang w:val="en-US" w:eastAsia="zh-CN"/>
               </w:rPr>
-              <w:t>提供错误处理相关函数</w:t>
+              <w:t>对表达式代码元素进行语法分析，先生成中间对象——表达式树，最终翻译为AST树</w:t>
             </w:r>
           </w:p>
         </w:tc>
@@ -2973,7 +3169,9 @@
             <w:insideV w:val="single" w:color="auto" w:sz="4" w:space="0"/>
           </w:tblBorders>
           <w:tblCellMar>
+            <w:top w:w="0" w:type="dxa"/>
             <w:left w:w="108" w:type="dxa"/>
+            <w:bottom w:w="0" w:type="dxa"/>
             <w:right w:w="108" w:type="dxa"/>
           </w:tblCellMar>
         </w:tblPrEx>
@@ -3025,7 +3223,7 @@
                 <w:vertAlign w:val="baseline"/>
                 <w:lang w:val="en-US" w:eastAsia="zh-CN"/>
               </w:rPr>
-              <w:t>NinaExprTree.cs</w:t>
+              <w:t>NinaHacks.cs</w:t>
             </w:r>
           </w:p>
         </w:tc>
@@ -3077,7 +3275,7 @@
                 <w:vertAlign w:val="baseline"/>
                 <w:lang w:val="en-US" w:eastAsia="zh-CN"/>
               </w:rPr>
-              <w:t>存放表达式树相关类</w:t>
+              <w:t>存放Nina中各扩展类</w:t>
             </w:r>
           </w:p>
         </w:tc>
@@ -3129,19 +3327,7 @@
                 <w:vertAlign w:val="baseline"/>
                 <w:lang w:val="en-US" w:eastAsia="zh-CN"/>
               </w:rPr>
-              <w:t>对表达式代码元素</w:t>
-            </w:r>
-            <w:r>
-              <w:rPr>
-                <w:rFonts w:hint="eastAsia" w:ascii="华文中宋" w:hAnsi="华文中宋" w:eastAsia="华文中宋" w:cs="华文中宋"/>
-                <w:b w:val="0"/>
-                <w:bCs w:val="0"/>
-                <w:sz w:val="21"/>
-                <w:szCs w:val="21"/>
-                <w:vertAlign w:val="baseline"/>
-                <w:lang w:val="en-US" w:eastAsia="zh-CN"/>
-              </w:rPr>
-              <w:t>进行语法分析，先生成中间对象——表达式树，最终翻译为AST树</w:t>
+              <w:t>-</w:t>
             </w:r>
           </w:p>
         </w:tc>
@@ -3157,7 +3343,9 @@
             <w:insideV w:val="single" w:color="auto" w:sz="4" w:space="0"/>
           </w:tblBorders>
           <w:tblCellMar>
+            <w:top w:w="0" w:type="dxa"/>
             <w:left w:w="108" w:type="dxa"/>
+            <w:bottom w:w="0" w:type="dxa"/>
             <w:right w:w="108" w:type="dxa"/>
           </w:tblCellMar>
         </w:tblPrEx>
@@ -3209,7 +3397,7 @@
                 <w:vertAlign w:val="baseline"/>
                 <w:lang w:val="en-US" w:eastAsia="zh-CN"/>
               </w:rPr>
-              <w:t>NinaHacks.cs</w:t>
+              <w:t>NinaILCompiler.cs</w:t>
             </w:r>
           </w:p>
         </w:tc>
@@ -3261,7 +3449,7 @@
                 <w:vertAlign w:val="baseline"/>
                 <w:lang w:val="en-US" w:eastAsia="zh-CN"/>
               </w:rPr>
-              <w:t>存放Nina中各扩展类</w:t>
+              <w:t>存放Nina的IL编译、执行器</w:t>
             </w:r>
           </w:p>
         </w:tc>
@@ -3313,7 +3501,7 @@
                 <w:vertAlign w:val="baseline"/>
                 <w:lang w:val="en-US" w:eastAsia="zh-CN"/>
               </w:rPr>
-              <w:t>-</w:t>
+              <w:t>将AST树编译到IL汇编代码并执行</w:t>
             </w:r>
           </w:p>
         </w:tc>
@@ -3329,7 +3517,9 @@
             <w:insideV w:val="single" w:color="auto" w:sz="4" w:space="0"/>
           </w:tblBorders>
           <w:tblCellMar>
+            <w:top w:w="0" w:type="dxa"/>
             <w:left w:w="108" w:type="dxa"/>
+            <w:bottom w:w="0" w:type="dxa"/>
             <w:right w:w="108" w:type="dxa"/>
           </w:tblCellMar>
         </w:tblPrEx>
@@ -3381,7 +3571,7 @@
                 <w:vertAlign w:val="baseline"/>
                 <w:lang w:val="en-US" w:eastAsia="zh-CN"/>
               </w:rPr>
-              <w:t>NinaILCompiler.cs</w:t>
+              <w:t>NinaUtils.cs</w:t>
             </w:r>
           </w:p>
         </w:tc>
@@ -3433,7 +3623,7 @@
                 <w:vertAlign w:val="baseline"/>
                 <w:lang w:val="en-US" w:eastAsia="zh-CN"/>
               </w:rPr>
-              <w:t>存放Nina的IL编译、执行器</w:t>
+              <w:t>存放Nina中各工具类</w:t>
             </w:r>
           </w:p>
         </w:tc>
@@ -3485,7 +3675,7 @@
                 <w:vertAlign w:val="baseline"/>
                 <w:lang w:val="en-US" w:eastAsia="zh-CN"/>
               </w:rPr>
-              <w:t>将AST树编译到IL汇编代码并执行</w:t>
+              <w:t>-</w:t>
             </w:r>
           </w:p>
         </w:tc>
@@ -3500,10 +3690,6 @@
             <w:insideH w:val="single" w:color="auto" w:sz="4" w:space="0"/>
             <w:insideV w:val="single" w:color="auto" w:sz="4" w:space="0"/>
           </w:tblBorders>
-          <w:tblCellMar>
-            <w:left w:w="108" w:type="dxa"/>
-            <w:right w:w="108" w:type="dxa"/>
-          </w:tblCellMar>
         </w:tblPrEx>
         <w:tc>
           <w:tcPr>
@@ -3553,7 +3739,7 @@
                 <w:vertAlign w:val="baseline"/>
                 <w:lang w:val="en-US" w:eastAsia="zh-CN"/>
               </w:rPr>
-              <w:t>NinaUtils.cs</w:t>
+              <w:t>Program.cs</w:t>
             </w:r>
           </w:p>
         </w:tc>
@@ -3605,7 +3791,7 @@
                 <w:vertAlign w:val="baseline"/>
                 <w:lang w:val="en-US" w:eastAsia="zh-CN"/>
               </w:rPr>
-              <w:t>存放Nina中各工具类</w:t>
+              <w:t>C#程序默认入口文件</w:t>
             </w:r>
           </w:p>
         </w:tc>
@@ -3657,191 +3843,7 @@
                 <w:vertAlign w:val="baseline"/>
                 <w:lang w:val="en-US" w:eastAsia="zh-CN"/>
               </w:rPr>
-              <w:t>-</w:t>
-            </w:r>
-          </w:p>
-        </w:tc>
-      </w:tr>
-      <w:tr>
-        <w:tblPrEx>
-          <w:tblBorders>
-            <w:top w:val="single" w:color="auto" w:sz="4" w:space="0"/>
-            <w:left w:val="single" w:color="auto" w:sz="4" w:space="0"/>
-            <w:bottom w:val="single" w:color="auto" w:sz="4" w:space="0"/>
-            <w:right w:val="single" w:color="auto" w:sz="4" w:space="0"/>
-            <w:insideH w:val="single" w:color="auto" w:sz="4" w:space="0"/>
-            <w:insideV w:val="single" w:color="auto" w:sz="4" w:space="0"/>
-          </w:tblBorders>
-          <w:tblCellMar>
-            <w:left w:w="108" w:type="dxa"/>
-            <w:right w:w="108" w:type="dxa"/>
-          </w:tblCellMar>
-        </w:tblPrEx>
-        <w:tc>
-          <w:tcPr>
-            <w:tcW w:w="1937" w:type="dxa"/>
-            <w:vAlign w:val="center"/>
-          </w:tcPr>
-          <w:p>
-            <w:pPr>
-              <w:keepNext w:val="0"/>
-              <w:keepLines w:val="0"/>
-              <w:pageBreakBefore w:val="0"/>
-              <w:widowControl/>
-              <w:numPr>
-                <w:ilvl w:val="0"/>
-                <w:numId w:val="0"/>
-              </w:numPr>
-              <w:kinsoku/>
-              <w:wordWrap/>
-              <w:overflowPunct/>
-              <w:topLinePunct w:val="0"/>
-              <w:autoSpaceDE/>
-              <w:autoSpaceDN/>
-              <w:bidi w:val="0"/>
-              <w:adjustRightInd/>
-              <w:snapToGrid/>
-              <w:spacing w:line="240" w:lineRule="auto"/>
-              <w:ind w:left="238"/>
-              <w:jc w:val="center"/>
-              <w:textAlignment w:val="auto"/>
-              <w:rPr>
-                <w:rFonts w:hint="default" w:ascii="华文中宋" w:hAnsi="华文中宋" w:eastAsia="华文中宋" w:cs="华文中宋"/>
-                <w:b w:val="0"/>
-                <w:bCs w:val="0"/>
-                <w:sz w:val="21"/>
-                <w:szCs w:val="21"/>
-                <w:vertAlign w:val="baseline"/>
-                <w:lang w:val="en-US" w:eastAsia="zh-CN"/>
-              </w:rPr>
-            </w:pPr>
-            <w:r>
-              <w:rPr>
-                <w:rFonts w:hint="eastAsia" w:ascii="华文中宋" w:hAnsi="华文中宋" w:eastAsia="华文中宋" w:cs="华文中宋"/>
-                <w:b w:val="0"/>
-                <w:bCs w:val="0"/>
-                <w:sz w:val="21"/>
-                <w:szCs w:val="21"/>
-                <w:vertAlign w:val="baseline"/>
-                <w:lang w:val="en-US" w:eastAsia="zh-CN"/>
-              </w:rPr>
-              <w:t>Program.cs</w:t>
-            </w:r>
-          </w:p>
-        </w:tc>
-        <w:tc>
-          <w:tcPr>
-            <w:tcW w:w="3491" w:type="dxa"/>
-            <w:vAlign w:val="center"/>
-          </w:tcPr>
-          <w:p>
-            <w:pPr>
-              <w:keepNext w:val="0"/>
-              <w:keepLines w:val="0"/>
-              <w:pageBreakBefore w:val="0"/>
-              <w:widowControl/>
-              <w:numPr>
-                <w:ilvl w:val="0"/>
-                <w:numId w:val="0"/>
-              </w:numPr>
-              <w:kinsoku/>
-              <w:wordWrap/>
-              <w:overflowPunct/>
-              <w:topLinePunct w:val="0"/>
-              <w:autoSpaceDE/>
-              <w:autoSpaceDN/>
-              <w:bidi w:val="0"/>
-              <w:adjustRightInd/>
-              <w:snapToGrid/>
-              <w:spacing w:line="240" w:lineRule="auto"/>
-              <w:ind w:left="238"/>
-              <w:jc w:val="left"/>
-              <w:textAlignment w:val="auto"/>
-              <w:rPr>
-                <w:rFonts w:hint="default" w:ascii="华文中宋" w:hAnsi="华文中宋" w:eastAsia="华文中宋" w:cs="华文中宋"/>
-                <w:b w:val="0"/>
-                <w:bCs w:val="0"/>
-                <w:sz w:val="21"/>
-                <w:szCs w:val="21"/>
-                <w:vertAlign w:val="baseline"/>
-                <w:lang w:val="en-US" w:eastAsia="zh-CN"/>
-              </w:rPr>
-            </w:pPr>
-            <w:r>
-              <w:rPr>
-                <w:rFonts w:hint="eastAsia" w:ascii="华文中宋" w:hAnsi="华文中宋" w:eastAsia="华文中宋" w:cs="华文中宋"/>
-                <w:b w:val="0"/>
-                <w:bCs w:val="0"/>
-                <w:sz w:val="21"/>
-                <w:szCs w:val="21"/>
-                <w:vertAlign w:val="baseline"/>
-                <w:lang w:val="en-US" w:eastAsia="zh-CN"/>
-              </w:rPr>
-              <w:t>C#程序默认入口文件</w:t>
-            </w:r>
-          </w:p>
-        </w:tc>
-        <w:tc>
-          <w:tcPr>
-            <w:tcW w:w="5254" w:type="dxa"/>
-            <w:vAlign w:val="center"/>
-          </w:tcPr>
-          <w:p>
-            <w:pPr>
-              <w:keepNext w:val="0"/>
-              <w:keepLines w:val="0"/>
-              <w:pageBreakBefore w:val="0"/>
-              <w:widowControl/>
-              <w:numPr>
-                <w:ilvl w:val="0"/>
-                <w:numId w:val="0"/>
-              </w:numPr>
-              <w:kinsoku/>
-              <w:wordWrap/>
-              <w:overflowPunct/>
-              <w:topLinePunct w:val="0"/>
-              <w:autoSpaceDE/>
-              <w:autoSpaceDN/>
-              <w:bidi w:val="0"/>
-              <w:adjustRightInd/>
-              <w:snapToGrid/>
-              <w:spacing w:line="240" w:lineRule="auto"/>
-              <w:ind w:left="238"/>
-              <w:jc w:val="left"/>
-              <w:textAlignment w:val="auto"/>
-              <w:rPr>
-                <w:rFonts w:hint="default" w:ascii="华文中宋" w:hAnsi="华文中宋" w:eastAsia="华文中宋" w:cs="华文中宋"/>
-                <w:b w:val="0"/>
-                <w:bCs w:val="0"/>
-                <w:sz w:val="21"/>
-                <w:szCs w:val="21"/>
-                <w:vertAlign w:val="baseline"/>
-                <w:lang w:val="en-US" w:eastAsia="zh-CN"/>
-              </w:rPr>
-            </w:pPr>
-            <w:r>
-              <w:rPr>
-                <w:rFonts w:hint="eastAsia" w:ascii="华文中宋" w:hAnsi="华文中宋" w:eastAsia="华文中宋" w:cs="华文中宋"/>
-                <w:b w:val="0"/>
-                <w:bCs w:val="0"/>
-                <w:sz w:val="21"/>
-                <w:szCs w:val="21"/>
-                <w:vertAlign w:val="baseline"/>
-                <w:lang w:val="en-US" w:eastAsia="zh-CN"/>
-              </w:rPr>
-              <w:t>提供命令行界面（Command-Line Interface，</w:t>
-            </w:r>
-            <w:r>
-              <w:rPr>
-                <w:rFonts w:hint="eastAsia" w:ascii="华文中宋" w:hAnsi="华文中宋" w:eastAsia="华文中宋" w:cs="华文中宋"/>
-                <w:b w:val="0"/>
-                <w:bCs w:val="0"/>
-                <w:sz w:val="21"/>
-                <w:szCs w:val="21"/>
-                <w:vertAlign w:val="baseline"/>
-                <w:lang w:val="en-US" w:eastAsia="zh-CN"/>
-              </w:rPr>
-              <w:t>CLI）</w:t>
+              <w:t>提供命令行界面（Command-Line Interface，CLI）</w:t>
             </w:r>
           </w:p>
         </w:tc>
@@ -3929,7 +3931,9 @@
         </w:tblBorders>
         <w:tblLayout w:type="fixed"/>
         <w:tblCellMar>
+          <w:top w:w="0" w:type="dxa"/>
           <w:left w:w="108" w:type="dxa"/>
+          <w:bottom w:w="0" w:type="dxa"/>
           <w:right w:w="108" w:type="dxa"/>
         </w:tblCellMar>
       </w:tblPr>
@@ -3950,7 +3954,9 @@
             <w:insideV w:val="single" w:color="auto" w:sz="4" w:space="0"/>
           </w:tblBorders>
           <w:tblCellMar>
+            <w:top w:w="0" w:type="dxa"/>
             <w:left w:w="108" w:type="dxa"/>
+            <w:bottom w:w="0" w:type="dxa"/>
             <w:right w:w="108" w:type="dxa"/>
           </w:tblCellMar>
         </w:tblPrEx>
@@ -4170,7 +4176,9 @@
             <w:insideV w:val="single" w:color="auto" w:sz="4" w:space="0"/>
           </w:tblBorders>
           <w:tblCellMar>
+            <w:top w:w="0" w:type="dxa"/>
             <w:left w:w="108" w:type="dxa"/>
+            <w:bottom w:w="0" w:type="dxa"/>
             <w:right w:w="108" w:type="dxa"/>
           </w:tblCellMar>
         </w:tblPrEx>
@@ -4439,7 +4447,9 @@
             <w:insideV w:val="single" w:color="auto" w:sz="4" w:space="0"/>
           </w:tblBorders>
           <w:tblCellMar>
+            <w:top w:w="0" w:type="dxa"/>
             <w:left w:w="108" w:type="dxa"/>
+            <w:bottom w:w="0" w:type="dxa"/>
             <w:right w:w="108" w:type="dxa"/>
           </w:tblCellMar>
         </w:tblPrEx>
@@ -4682,19 +4692,7 @@
                 <w:vertAlign w:val="baseline"/>
                 <w:lang w:val="en-US" w:eastAsia="zh-CN"/>
               </w:rPr>
-              <w:t>代码块</w:t>
-            </w:r>
-            <w:r>
-              <w:rPr>
-                <w:rFonts w:hint="eastAsia" w:ascii="华文中宋" w:hAnsi="华文中宋" w:eastAsia="华文中宋" w:cs="华文中宋"/>
-                <w:b w:val="0"/>
-                <w:bCs w:val="0"/>
-                <w:sz w:val="21"/>
-                <w:szCs w:val="21"/>
-                <w:vertAlign w:val="baseline"/>
-                <w:lang w:val="en-US" w:eastAsia="zh-CN"/>
-              </w:rPr>
-              <w:t>对象数组</w:t>
+              <w:t>代码块对象数组</w:t>
             </w:r>
           </w:p>
         </w:tc>
@@ -4710,7 +4708,9 @@
             <w:insideV w:val="single" w:color="auto" w:sz="4" w:space="0"/>
           </w:tblBorders>
           <w:tblCellMar>
+            <w:top w:w="0" w:type="dxa"/>
             <w:left w:w="108" w:type="dxa"/>
+            <w:bottom w:w="0" w:type="dxa"/>
             <w:right w:w="108" w:type="dxa"/>
           </w:tblCellMar>
         </w:tblPrEx>
@@ -4988,20 +4988,7 @@
                 <w:vertAlign w:val="baseline"/>
                 <w:lang w:val="en-US" w:eastAsia="zh-CN"/>
               </w:rPr>
-              <w:t>A</w:t>
-            </w:r>
-            <w:r>
-              <w:rPr>
-                <w:rFonts w:hint="eastAsia" w:ascii="华文中宋" w:hAnsi="华文中宋" w:eastAsia="华文中宋" w:cs="华文中宋"/>
-                <w:b w:val="0"/>
-                <w:bCs w:val="0"/>
-                <w:color w:val="7F7F7F" w:themeColor="background1" w:themeShade="80"/>
-                <w:sz w:val="21"/>
-                <w:szCs w:val="21"/>
-                <w:vertAlign w:val="baseline"/>
-                <w:lang w:val="en-US" w:eastAsia="zh-CN"/>
-              </w:rPr>
-              <w:t>NinaAST</w:t>
+              <w:t>ANinaAST</w:t>
             </w:r>
             <w:r>
               <w:rPr>
@@ -5029,7 +5016,9 @@
             <w:insideV w:val="single" w:color="auto" w:sz="4" w:space="0"/>
           </w:tblBorders>
           <w:tblCellMar>
+            <w:top w:w="0" w:type="dxa"/>
             <w:left w:w="108" w:type="dxa"/>
+            <w:bottom w:w="0" w:type="dxa"/>
             <w:right w:w="108" w:type="dxa"/>
           </w:tblCellMar>
         </w:tblPrEx>
@@ -5288,7 +5277,9 @@
             <w:insideV w:val="single" w:color="auto" w:sz="4" w:space="0"/>
           </w:tblBorders>
           <w:tblCellMar>
+            <w:top w:w="0" w:type="dxa"/>
             <w:left w:w="108" w:type="dxa"/>
+            <w:bottom w:w="0" w:type="dxa"/>
             <w:right w:w="108" w:type="dxa"/>
           </w:tblCellMar>
         </w:tblPrEx>
@@ -5547,7 +5538,9 @@
             <w:insideV w:val="single" w:color="auto" w:sz="4" w:space="0"/>
           </w:tblBorders>
           <w:tblCellMar>
+            <w:top w:w="0" w:type="dxa"/>
             <w:left w:w="108" w:type="dxa"/>
+            <w:bottom w:w="0" w:type="dxa"/>
             <w:right w:w="108" w:type="dxa"/>
           </w:tblCellMar>
         </w:tblPrEx>
@@ -5781,7 +5774,9 @@
             <w:insideV w:val="single" w:color="auto" w:sz="4" w:space="0"/>
           </w:tblBorders>
           <w:tblCellMar>
+            <w:top w:w="0" w:type="dxa"/>
             <w:left w:w="108" w:type="dxa"/>
+            <w:bottom w:w="0" w:type="dxa"/>
             <w:right w:w="108" w:type="dxa"/>
           </w:tblCellMar>
         </w:tblPrEx>
@@ -6015,7 +6010,9 @@
             <w:insideV w:val="single" w:color="auto" w:sz="4" w:space="0"/>
           </w:tblBorders>
           <w:tblCellMar>
+            <w:top w:w="0" w:type="dxa"/>
             <w:left w:w="108" w:type="dxa"/>
+            <w:bottom w:w="0" w:type="dxa"/>
             <w:right w:w="108" w:type="dxa"/>
           </w:tblCellMar>
         </w:tblPrEx>
@@ -6249,7 +6246,9 @@
             <w:insideV w:val="single" w:color="auto" w:sz="4" w:space="0"/>
           </w:tblBorders>
           <w:tblCellMar>
+            <w:top w:w="0" w:type="dxa"/>
             <w:left w:w="108" w:type="dxa"/>
+            <w:bottom w:w="0" w:type="dxa"/>
             <w:right w:w="108" w:type="dxa"/>
           </w:tblCellMar>
         </w:tblPrEx>
@@ -6468,236 +6467,6 @@
                 <w:lang w:val="en-US" w:eastAsia="zh-CN"/>
               </w:rPr>
               <w:t>编译代码块（block，相当于多个语句（statement）组成的语句数组）</w:t>
-            </w:r>
-          </w:p>
-        </w:tc>
-      </w:tr>
-      <w:tr>
-        <w:tblPrEx>
-          <w:tblBorders>
-            <w:top w:val="single" w:color="auto" w:sz="4" w:space="0"/>
-            <w:left w:val="single" w:color="auto" w:sz="4" w:space="0"/>
-            <w:bottom w:val="single" w:color="auto" w:sz="4" w:space="0"/>
-            <w:right w:val="single" w:color="auto" w:sz="4" w:space="0"/>
-            <w:insideH w:val="single" w:color="auto" w:sz="4" w:space="0"/>
-            <w:insideV w:val="single" w:color="auto" w:sz="4" w:space="0"/>
-          </w:tblBorders>
-        </w:tblPrEx>
-        <w:tc>
-          <w:tcPr>
-            <w:tcW w:w="879" w:type="dxa"/>
-            <w:vAlign w:val="center"/>
-          </w:tcPr>
-          <w:p>
-            <w:pPr>
-              <w:keepNext w:val="0"/>
-              <w:keepLines w:val="0"/>
-              <w:pageBreakBefore w:val="0"/>
-              <w:widowControl/>
-              <w:numPr>
-                <w:ilvl w:val="0"/>
-                <w:numId w:val="0"/>
-              </w:numPr>
-              <w:kinsoku/>
-              <w:wordWrap/>
-              <w:overflowPunct/>
-              <w:topLinePunct w:val="0"/>
-              <w:autoSpaceDE/>
-              <w:autoSpaceDN/>
-              <w:bidi w:val="0"/>
-              <w:adjustRightInd/>
-              <w:snapToGrid/>
-              <w:ind w:left="238"/>
-              <w:jc w:val="center"/>
-              <w:textAlignment w:val="auto"/>
-              <w:rPr>
-                <w:rFonts w:hint="default" w:ascii="华文中宋" w:hAnsi="华文中宋" w:eastAsia="华文中宋" w:cs="华文中宋"/>
-                <w:b w:val="0"/>
-                <w:bCs w:val="0"/>
-                <w:sz w:val="21"/>
-                <w:szCs w:val="21"/>
-                <w:vertAlign w:val="baseline"/>
-                <w:lang w:val="en-US" w:eastAsia="zh-CN"/>
-              </w:rPr>
-            </w:pPr>
-            <w:r>
-              <w:rPr>
-                <w:rFonts w:hint="eastAsia" w:ascii="华文中宋" w:hAnsi="华文中宋" w:eastAsia="华文中宋" w:cs="华文中宋"/>
-                <w:b w:val="0"/>
-                <w:bCs w:val="0"/>
-                <w:sz w:val="21"/>
-                <w:szCs w:val="21"/>
-                <w:vertAlign w:val="baseline"/>
-                <w:lang w:val="en-US" w:eastAsia="zh-CN"/>
-              </w:rPr>
-              <w:t>4</w:t>
-            </w:r>
-          </w:p>
-        </w:tc>
-        <w:tc>
-          <w:tcPr>
-            <w:tcW w:w="2354" w:type="dxa"/>
-            <w:vAlign w:val="center"/>
-          </w:tcPr>
-          <w:p>
-            <w:pPr>
-              <w:keepNext w:val="0"/>
-              <w:keepLines w:val="0"/>
-              <w:pageBreakBefore w:val="0"/>
-              <w:widowControl/>
-              <w:numPr>
-                <w:ilvl w:val="0"/>
-                <w:numId w:val="0"/>
-              </w:numPr>
-              <w:kinsoku/>
-              <w:wordWrap/>
-              <w:overflowPunct/>
-              <w:topLinePunct w:val="0"/>
-              <w:autoSpaceDE/>
-              <w:autoSpaceDN/>
-              <w:bidi w:val="0"/>
-              <w:adjustRightInd/>
-              <w:snapToGrid/>
-              <w:ind w:left="238"/>
-              <w:jc w:val="center"/>
-              <w:textAlignment w:val="auto"/>
-              <w:rPr>
-                <w:rFonts w:hint="eastAsia" w:ascii="华文中宋" w:hAnsi="华文中宋" w:eastAsia="华文中宋" w:cs="华文中宋"/>
-                <w:b w:val="0"/>
-                <w:bCs w:val="0"/>
-                <w:sz w:val="21"/>
-                <w:szCs w:val="21"/>
-                <w:vertAlign w:val="baseline"/>
-                <w:lang w:val="en-US" w:eastAsia="zh-CN"/>
-              </w:rPr>
-            </w:pPr>
-            <w:r>
-              <w:rPr>
-                <w:rFonts w:hint="eastAsia" w:ascii="华文中宋" w:hAnsi="华文中宋" w:eastAsia="华文中宋" w:cs="华文中宋"/>
-                <w:b w:val="0"/>
-                <w:bCs w:val="0"/>
-                <w:sz w:val="21"/>
-                <w:szCs w:val="21"/>
-                <w:vertAlign w:val="baseline"/>
-                <w:lang w:val="en-US" w:eastAsia="zh-CN"/>
-              </w:rPr>
-              <w:t>NinaILCompiler.cs</w:t>
-            </w:r>
-          </w:p>
-        </w:tc>
-        <w:tc>
-          <w:tcPr>
-            <w:tcW w:w="2931" w:type="dxa"/>
-            <w:vAlign w:val="center"/>
-          </w:tcPr>
-          <w:p>
-            <w:pPr>
-              <w:keepNext w:val="0"/>
-              <w:keepLines w:val="0"/>
-              <w:pageBreakBefore w:val="0"/>
-              <w:widowControl/>
-              <w:numPr>
-                <w:ilvl w:val="0"/>
-                <w:numId w:val="0"/>
-              </w:numPr>
-              <w:kinsoku/>
-              <w:wordWrap/>
-              <w:overflowPunct/>
-              <w:topLinePunct w:val="0"/>
-              <w:autoSpaceDE/>
-              <w:autoSpaceDN/>
-              <w:bidi w:val="0"/>
-              <w:adjustRightInd/>
-              <w:snapToGrid/>
-              <w:ind w:left="238"/>
-              <w:jc w:val="center"/>
-              <w:textAlignment w:val="auto"/>
-              <w:rPr>
-                <w:rFonts w:hint="default" w:ascii="华文中宋" w:hAnsi="华文中宋" w:eastAsia="华文中宋" w:cs="华文中宋"/>
-                <w:b w:val="0"/>
-                <w:bCs w:val="0"/>
-                <w:color w:val="7F7F7F" w:themeColor="background1" w:themeShade="80"/>
-                <w:sz w:val="21"/>
-                <w:szCs w:val="21"/>
-                <w:vertAlign w:val="baseline"/>
-                <w:lang w:val="en-US" w:eastAsia="zh-CN"/>
-              </w:rPr>
-            </w:pPr>
-            <w:r>
-              <w:rPr>
-                <w:rFonts w:hint="eastAsia" w:ascii="华文中宋" w:hAnsi="华文中宋" w:eastAsia="华文中宋" w:cs="华文中宋"/>
-                <w:b w:val="0"/>
-                <w:bCs w:val="0"/>
-                <w:color w:val="7F7F7F" w:themeColor="background1" w:themeShade="80"/>
-                <w:sz w:val="21"/>
-                <w:szCs w:val="21"/>
-                <w:vertAlign w:val="baseline"/>
-                <w:lang w:val="en-US" w:eastAsia="zh-CN"/>
-              </w:rPr>
-              <w:t>NinaILCompiler.compile_stm(...)</w:t>
-            </w:r>
-          </w:p>
-        </w:tc>
-        <w:tc>
-          <w:tcPr>
-            <w:tcW w:w="4518" w:type="dxa"/>
-            <w:vAlign w:val="center"/>
-          </w:tcPr>
-          <w:p>
-            <w:pPr>
-              <w:keepNext w:val="0"/>
-              <w:keepLines w:val="0"/>
-              <w:pageBreakBefore w:val="0"/>
-              <w:widowControl/>
-              <w:numPr>
-                <w:ilvl w:val="0"/>
-                <w:numId w:val="0"/>
-              </w:numPr>
-              <w:kinsoku/>
-              <w:wordWrap/>
-              <w:overflowPunct/>
-              <w:topLinePunct w:val="0"/>
-              <w:autoSpaceDE/>
-              <w:autoSpaceDN/>
-              <w:bidi w:val="0"/>
-              <w:adjustRightInd/>
-              <w:snapToGrid/>
-              <w:ind w:left="238"/>
-              <w:jc w:val="left"/>
-              <w:textAlignment w:val="auto"/>
-              <w:rPr>
-                <w:rFonts w:hint="default" w:ascii="华文中宋" w:hAnsi="华文中宋" w:eastAsia="华文中宋" w:cs="华文中宋"/>
-                <w:b/>
-                <w:bCs/>
-                <w:sz w:val="21"/>
-                <w:szCs w:val="21"/>
-                <w:vertAlign w:val="baseline"/>
-                <w:lang w:val="en-US" w:eastAsia="zh-CN"/>
-              </w:rPr>
-            </w:pPr>
-            <w:r>
-              <w:rPr>
-                <w:rFonts w:hint="eastAsia" w:ascii="华文中宋" w:hAnsi="华文中宋" w:eastAsia="华文中宋" w:cs="华文中宋"/>
-                <w:b/>
-                <w:bCs/>
-                <w:sz w:val="21"/>
-                <w:szCs w:val="21"/>
-                <w:vertAlign w:val="baseline"/>
-                <w:lang w:val="en-US" w:eastAsia="zh-CN"/>
-              </w:rPr>
-              <w:t>编译到IL汇编代码。</w:t>
-            </w:r>
-            <w:r>
-              <w:rPr>
-                <w:rFonts w:hint="eastAsia" w:ascii="华文中宋" w:hAnsi="华文中宋" w:eastAsia="华文中宋" w:cs="华文中宋"/>
-                <w:b w:val="0"/>
-                <w:bCs w:val="0"/>
-                <w:sz w:val="21"/>
-                <w:szCs w:val="21"/>
-                <w:vertAlign w:val="baseline"/>
-                <w:lang w:val="en-US" w:eastAsia="zh-CN"/>
-              </w:rPr>
-              <w:t>编译语句</w:t>
             </w:r>
           </w:p>
         </w:tc>
@@ -6713,7 +6482,9 @@
             <w:insideV w:val="single" w:color="auto" w:sz="4" w:space="0"/>
           </w:tblBorders>
           <w:tblCellMar>
+            <w:top w:w="0" w:type="dxa"/>
             <w:left w:w="108" w:type="dxa"/>
+            <w:bottom w:w="0" w:type="dxa"/>
             <w:right w:w="108" w:type="dxa"/>
           </w:tblCellMar>
         </w:tblPrEx>
@@ -6764,7 +6535,7 @@
                 <w:vertAlign w:val="baseline"/>
                 <w:lang w:val="en-US" w:eastAsia="zh-CN"/>
               </w:rPr>
-              <w:t>5</w:t>
+              <w:t>4</w:t>
             </w:r>
           </w:p>
         </w:tc>
@@ -6847,7 +6618,7 @@
               <w:jc w:val="center"/>
               <w:textAlignment w:val="auto"/>
               <w:rPr>
-                <w:rFonts w:hint="eastAsia" w:ascii="华文中宋" w:hAnsi="华文中宋" w:eastAsia="华文中宋" w:cs="华文中宋"/>
+                <w:rFonts w:hint="default" w:ascii="华文中宋" w:hAnsi="华文中宋" w:eastAsia="华文中宋" w:cs="华文中宋"/>
                 <w:b w:val="0"/>
                 <w:bCs w:val="0"/>
                 <w:color w:val="7F7F7F" w:themeColor="background1" w:themeShade="80"/>
@@ -6868,7 +6639,7 @@
                 <w:vertAlign w:val="baseline"/>
                 <w:lang w:val="en-US" w:eastAsia="zh-CN"/>
               </w:rPr>
-              <w:t>NinaILCompiler.compile_expr(...)</w:t>
+              <w:t>NinaILCompiler.compile_stm(...)</w:t>
             </w:r>
           </w:p>
         </w:tc>
@@ -6931,7 +6702,7 @@
                 <w:vertAlign w:val="baseline"/>
                 <w:lang w:val="en-US" w:eastAsia="zh-CN"/>
               </w:rPr>
-              <w:t>编译表达式</w:t>
+              <w:t>编译语句</w:t>
             </w:r>
           </w:p>
         </w:tc>
@@ -6947,7 +6718,9 @@
             <w:insideV w:val="single" w:color="auto" w:sz="4" w:space="0"/>
           </w:tblBorders>
           <w:tblCellMar>
+            <w:top w:w="0" w:type="dxa"/>
             <w:left w:w="108" w:type="dxa"/>
+            <w:bottom w:w="0" w:type="dxa"/>
             <w:right w:w="108" w:type="dxa"/>
           </w:tblCellMar>
         </w:tblPrEx>
@@ -6998,7 +6771,7 @@
                 <w:vertAlign w:val="baseline"/>
                 <w:lang w:val="en-US" w:eastAsia="zh-CN"/>
               </w:rPr>
-              <w:t>6</w:t>
+              <w:t>5</w:t>
             </w:r>
           </w:p>
         </w:tc>
@@ -7102,7 +6875,7 @@
                 <w:vertAlign w:val="baseline"/>
                 <w:lang w:val="en-US" w:eastAsia="zh-CN"/>
               </w:rPr>
-              <w:t>NinaILCompiler.compile_identifier(...)</w:t>
+              <w:t>NinaILCompiler.compile_expr(...)</w:t>
             </w:r>
           </w:p>
         </w:tc>
@@ -7165,7 +6938,7 @@
                 <w:vertAlign w:val="baseline"/>
                 <w:lang w:val="en-US" w:eastAsia="zh-CN"/>
               </w:rPr>
-              <w:t>编译标识符，进行变量或成员的取值或赋值</w:t>
+              <w:t>编译表达式</w:t>
             </w:r>
           </w:p>
         </w:tc>
@@ -7181,7 +6954,9 @@
             <w:insideV w:val="single" w:color="auto" w:sz="4" w:space="0"/>
           </w:tblBorders>
           <w:tblCellMar>
+            <w:top w:w="0" w:type="dxa"/>
             <w:left w:w="108" w:type="dxa"/>
+            <w:bottom w:w="0" w:type="dxa"/>
             <w:right w:w="108" w:type="dxa"/>
           </w:tblCellMar>
         </w:tblPrEx>
@@ -7336,7 +7111,7 @@
                 <w:vertAlign w:val="baseline"/>
                 <w:lang w:val="en-US" w:eastAsia="zh-CN"/>
               </w:rPr>
-              <w:t>NinaILCompiler.compile_innerFunc(...)</w:t>
+              <w:t>NinaILCompiler.compile_identifier(...)</w:t>
             </w:r>
           </w:p>
         </w:tc>
@@ -7399,32 +7174,7 @@
                 <w:vertAlign w:val="baseline"/>
                 <w:lang w:val="en-US" w:eastAsia="zh-CN"/>
               </w:rPr>
-              <w:t>解析内置函数（静态链接）。注意此函数返回的是</w:t>
-            </w:r>
-            <w:r>
-              <w:rPr>
-                <w:rFonts w:hint="eastAsia" w:ascii="华文中宋" w:hAnsi="华文中宋" w:eastAsia="华文中宋" w:cs="华文中宋"/>
-                <w:b w:val="0"/>
-                <w:bCs w:val="0"/>
-                <w:color w:val="7F7F7F" w:themeColor="background1" w:themeShade="80"/>
-                <w:sz w:val="21"/>
-                <w:szCs w:val="21"/>
-                <w:vertAlign w:val="baseline"/>
-                <w:lang w:val="en-US" w:eastAsia="zh-CN"/>
-              </w:rPr>
-              <w:t>MethodInfo</w:t>
-            </w:r>
-            <w:r>
-              <w:rPr>
-                <w:rFonts w:hint="eastAsia" w:ascii="华文中宋" w:hAnsi="华文中宋" w:eastAsia="华文中宋" w:cs="华文中宋"/>
-                <w:b w:val="0"/>
-                <w:bCs w:val="0"/>
-                <w:sz w:val="21"/>
-                <w:szCs w:val="21"/>
-                <w:vertAlign w:val="baseline"/>
-                <w:lang w:val="en-US" w:eastAsia="zh-CN"/>
-              </w:rPr>
-              <w:t>对象，便于直接推送到IL代码流中</w:t>
+              <w:t>编译标识符，进行变量或成员的取值或赋值</w:t>
             </w:r>
           </w:p>
         </w:tc>
@@ -7440,7 +7190,270 @@
             <w:insideV w:val="single" w:color="auto" w:sz="4" w:space="0"/>
           </w:tblBorders>
           <w:tblCellMar>
+            <w:top w:w="0" w:type="dxa"/>
             <w:left w:w="108" w:type="dxa"/>
+            <w:bottom w:w="0" w:type="dxa"/>
+            <w:right w:w="108" w:type="dxa"/>
+          </w:tblCellMar>
+        </w:tblPrEx>
+        <w:tc>
+          <w:tcPr>
+            <w:tcW w:w="879" w:type="dxa"/>
+            <w:vAlign w:val="center"/>
+          </w:tcPr>
+          <w:p>
+            <w:pPr>
+              <w:keepNext w:val="0"/>
+              <w:keepLines w:val="0"/>
+              <w:pageBreakBefore w:val="0"/>
+              <w:widowControl/>
+              <w:numPr>
+                <w:ilvl w:val="0"/>
+                <w:numId w:val="0"/>
+              </w:numPr>
+              <w:kinsoku/>
+              <w:wordWrap/>
+              <w:overflowPunct/>
+              <w:topLinePunct w:val="0"/>
+              <w:autoSpaceDE/>
+              <w:autoSpaceDN/>
+              <w:bidi w:val="0"/>
+              <w:adjustRightInd/>
+              <w:snapToGrid/>
+              <w:ind w:left="238"/>
+              <w:jc w:val="center"/>
+              <w:textAlignment w:val="auto"/>
+              <w:rPr>
+                <w:rFonts w:hint="default" w:ascii="华文中宋" w:hAnsi="华文中宋" w:eastAsia="华文中宋" w:cs="华文中宋"/>
+                <w:b w:val="0"/>
+                <w:bCs w:val="0"/>
+                <w:sz w:val="21"/>
+                <w:szCs w:val="21"/>
+                <w:vertAlign w:val="baseline"/>
+                <w:lang w:val="en-US" w:eastAsia="zh-CN"/>
+              </w:rPr>
+            </w:pPr>
+            <w:r>
+              <w:rPr>
+                <w:rFonts w:hint="eastAsia" w:ascii="华文中宋" w:hAnsi="华文中宋" w:eastAsia="华文中宋" w:cs="华文中宋"/>
+                <w:b w:val="0"/>
+                <w:bCs w:val="0"/>
+                <w:sz w:val="21"/>
+                <w:szCs w:val="21"/>
+                <w:vertAlign w:val="baseline"/>
+                <w:lang w:val="en-US" w:eastAsia="zh-CN"/>
+              </w:rPr>
+              <w:t>6</w:t>
+            </w:r>
+          </w:p>
+        </w:tc>
+        <w:tc>
+          <w:tcPr>
+            <w:tcW w:w="2354" w:type="dxa"/>
+            <w:vAlign w:val="center"/>
+          </w:tcPr>
+          <w:p>
+            <w:pPr>
+              <w:keepNext w:val="0"/>
+              <w:keepLines w:val="0"/>
+              <w:pageBreakBefore w:val="0"/>
+              <w:widowControl/>
+              <w:numPr>
+                <w:ilvl w:val="0"/>
+                <w:numId w:val="0"/>
+              </w:numPr>
+              <w:kinsoku/>
+              <w:wordWrap/>
+              <w:overflowPunct/>
+              <w:topLinePunct w:val="0"/>
+              <w:autoSpaceDE/>
+              <w:autoSpaceDN/>
+              <w:bidi w:val="0"/>
+              <w:adjustRightInd/>
+              <w:snapToGrid/>
+              <w:ind w:left="238"/>
+              <w:jc w:val="center"/>
+              <w:textAlignment w:val="auto"/>
+              <w:rPr>
+                <w:rFonts w:hint="eastAsia" w:ascii="华文中宋" w:hAnsi="华文中宋" w:eastAsia="华文中宋" w:cs="华文中宋"/>
+                <w:b w:val="0"/>
+                <w:bCs w:val="0"/>
+                <w:sz w:val="21"/>
+                <w:szCs w:val="21"/>
+                <w:vertAlign w:val="baseline"/>
+                <w:lang w:val="en-US" w:eastAsia="zh-CN"/>
+              </w:rPr>
+            </w:pPr>
+            <w:r>
+              <w:rPr>
+                <w:rFonts w:hint="eastAsia" w:ascii="华文中宋" w:hAnsi="华文中宋" w:eastAsia="华文中宋" w:cs="华文中宋"/>
+                <w:b w:val="0"/>
+                <w:bCs w:val="0"/>
+                <w:sz w:val="21"/>
+                <w:szCs w:val="21"/>
+                <w:vertAlign w:val="baseline"/>
+                <w:lang w:val="en-US" w:eastAsia="zh-CN"/>
+              </w:rPr>
+              <w:t>NinaILCompiler.cs</w:t>
+            </w:r>
+          </w:p>
+        </w:tc>
+        <w:tc>
+          <w:tcPr>
+            <w:tcW w:w="2931" w:type="dxa"/>
+            <w:vAlign w:val="center"/>
+          </w:tcPr>
+          <w:p>
+            <w:pPr>
+              <w:keepNext w:val="0"/>
+              <w:keepLines w:val="0"/>
+              <w:pageBreakBefore w:val="0"/>
+              <w:widowControl/>
+              <w:numPr>
+                <w:ilvl w:val="0"/>
+                <w:numId w:val="0"/>
+              </w:numPr>
+              <w:kinsoku/>
+              <w:wordWrap/>
+              <w:overflowPunct/>
+              <w:topLinePunct w:val="0"/>
+              <w:autoSpaceDE/>
+              <w:autoSpaceDN/>
+              <w:bidi w:val="0"/>
+              <w:adjustRightInd/>
+              <w:snapToGrid/>
+              <w:ind w:left="238"/>
+              <w:jc w:val="center"/>
+              <w:textAlignment w:val="auto"/>
+              <w:rPr>
+                <w:rFonts w:hint="eastAsia" w:ascii="华文中宋" w:hAnsi="华文中宋" w:eastAsia="华文中宋" w:cs="华文中宋"/>
+                <w:b w:val="0"/>
+                <w:bCs w:val="0"/>
+                <w:color w:val="7F7F7F" w:themeColor="background1" w:themeShade="80"/>
+                <w:sz w:val="21"/>
+                <w:szCs w:val="21"/>
+                <w:vertAlign w:val="baseline"/>
+                <w:lang w:val="en-US" w:eastAsia="zh-CN"/>
+              </w:rPr>
+            </w:pPr>
+            <w:r>
+              <w:rPr>
+                <w:rFonts w:hint="eastAsia" w:ascii="华文中宋" w:hAnsi="华文中宋" w:eastAsia="华文中宋" w:cs="华文中宋"/>
+                <w:b w:val="0"/>
+                <w:bCs w:val="0"/>
+                <w:color w:val="7F7F7F" w:themeColor="background1" w:themeShade="80"/>
+                <w:sz w:val="21"/>
+                <w:szCs w:val="21"/>
+                <w:vertAlign w:val="baseline"/>
+                <w:lang w:val="en-US" w:eastAsia="zh-CN"/>
+              </w:rPr>
+              <w:t>NinaILCompiler.compile_innerFunc(...)</w:t>
+            </w:r>
+          </w:p>
+        </w:tc>
+        <w:tc>
+          <w:tcPr>
+            <w:tcW w:w="4518" w:type="dxa"/>
+            <w:vAlign w:val="center"/>
+          </w:tcPr>
+          <w:p>
+            <w:pPr>
+              <w:keepNext w:val="0"/>
+              <w:keepLines w:val="0"/>
+              <w:pageBreakBefore w:val="0"/>
+              <w:widowControl/>
+              <w:numPr>
+                <w:ilvl w:val="0"/>
+                <w:numId w:val="0"/>
+              </w:numPr>
+              <w:kinsoku/>
+              <w:wordWrap/>
+              <w:overflowPunct/>
+              <w:topLinePunct w:val="0"/>
+              <w:autoSpaceDE/>
+              <w:autoSpaceDN/>
+              <w:bidi w:val="0"/>
+              <w:adjustRightInd/>
+              <w:snapToGrid/>
+              <w:ind w:left="238"/>
+              <w:jc w:val="left"/>
+              <w:textAlignment w:val="auto"/>
+              <w:rPr>
+                <w:rFonts w:hint="default" w:ascii="华文中宋" w:hAnsi="华文中宋" w:eastAsia="华文中宋" w:cs="华文中宋"/>
+                <w:b/>
+                <w:bCs/>
+                <w:sz w:val="21"/>
+                <w:szCs w:val="21"/>
+                <w:vertAlign w:val="baseline"/>
+                <w:lang w:val="en-US" w:eastAsia="zh-CN"/>
+              </w:rPr>
+            </w:pPr>
+            <w:r>
+              <w:rPr>
+                <w:rFonts w:hint="eastAsia" w:ascii="华文中宋" w:hAnsi="华文中宋" w:eastAsia="华文中宋" w:cs="华文中宋"/>
+                <w:b/>
+                <w:bCs/>
+                <w:sz w:val="21"/>
+                <w:szCs w:val="21"/>
+                <w:vertAlign w:val="baseline"/>
+                <w:lang w:val="en-US" w:eastAsia="zh-CN"/>
+              </w:rPr>
+              <w:t>编译到IL汇编代码。</w:t>
+            </w:r>
+            <w:r>
+              <w:rPr>
+                <w:rFonts w:hint="eastAsia" w:ascii="华文中宋" w:hAnsi="华文中宋" w:eastAsia="华文中宋" w:cs="华文中宋"/>
+                <w:b w:val="0"/>
+                <w:bCs w:val="0"/>
+                <w:sz w:val="21"/>
+                <w:szCs w:val="21"/>
+                <w:vertAlign w:val="baseline"/>
+                <w:lang w:val="en-US" w:eastAsia="zh-CN"/>
+              </w:rPr>
+              <w:t>解析内置函数（静态链接）。注意此函数返回的是</w:t>
+            </w:r>
+            <w:r>
+              <w:rPr>
+                <w:rFonts w:hint="eastAsia" w:ascii="华文中宋" w:hAnsi="华文中宋" w:eastAsia="华文中宋" w:cs="华文中宋"/>
+                <w:b w:val="0"/>
+                <w:bCs w:val="0"/>
+                <w:color w:val="7F7F7F" w:themeColor="background1" w:themeShade="80"/>
+                <w:sz w:val="21"/>
+                <w:szCs w:val="21"/>
+                <w:vertAlign w:val="baseline"/>
+                <w:lang w:val="en-US" w:eastAsia="zh-CN"/>
+              </w:rPr>
+              <w:t>MethodInfo</w:t>
+            </w:r>
+            <w:r>
+              <w:rPr>
+                <w:rFonts w:hint="eastAsia" w:ascii="华文中宋" w:hAnsi="华文中宋" w:eastAsia="华文中宋" w:cs="华文中宋"/>
+                <w:b w:val="0"/>
+                <w:bCs w:val="0"/>
+                <w:sz w:val="21"/>
+                <w:szCs w:val="21"/>
+                <w:vertAlign w:val="baseline"/>
+                <w:lang w:val="en-US" w:eastAsia="zh-CN"/>
+              </w:rPr>
+              <w:t>对象，便于直接推送到IL代码流中</w:t>
+            </w:r>
+          </w:p>
+        </w:tc>
+      </w:tr>
+      <w:tr>
+        <w:tblPrEx>
+          <w:tblBorders>
+            <w:top w:val="single" w:color="auto" w:sz="4" w:space="0"/>
+            <w:left w:val="single" w:color="auto" w:sz="4" w:space="0"/>
+            <w:bottom w:val="single" w:color="auto" w:sz="4" w:space="0"/>
+            <w:right w:val="single" w:color="auto" w:sz="4" w:space="0"/>
+            <w:insideH w:val="single" w:color="auto" w:sz="4" w:space="0"/>
+            <w:insideV w:val="single" w:color="auto" w:sz="4" w:space="0"/>
+          </w:tblBorders>
+          <w:tblCellMar>
+            <w:top w:w="0" w:type="dxa"/>
+            <w:left w:w="108" w:type="dxa"/>
+            <w:bottom w:w="0" w:type="dxa"/>
             <w:right w:w="108" w:type="dxa"/>
           </w:tblCellMar>
         </w:tblPrEx>
@@ -7853,29 +7866,7 @@
           <w:szCs w:val="21"/>
           <w:lang w:val="en-US" w:eastAsia="zh-CN"/>
         </w:rPr>
-        <w:t>）采用二叉树形式，且遵循“上低下高”</w:t>
-      </w:r>
-      <w:r>
-        <w:rPr>
-          <w:rFonts w:hint="eastAsia" w:ascii="华文中宋" w:hAnsi="华文中宋" w:eastAsia="华文中宋" w:cs="华文中宋"/>
-          <w:b w:val="0"/>
-          <w:bCs w:val="0"/>
-          <w:sz w:val="21"/>
-          <w:szCs w:val="21"/>
-          <w:lang w:val="en-US" w:eastAsia="zh-CN"/>
-        </w:rPr>
-        <w:t>原则：</w:t>
-      </w:r>
-      <w:r>
-        <w:rPr>
-          <w:rFonts w:hint="eastAsia" w:ascii="华文中宋" w:hAnsi="华文中宋" w:eastAsia="华文中宋" w:cs="华文中宋"/>
-          <w:b w:val="0"/>
-          <w:bCs w:val="0"/>
-          <w:sz w:val="21"/>
-          <w:szCs w:val="21"/>
-          <w:lang w:val="en-US" w:eastAsia="zh-CN"/>
-        </w:rPr>
-        <w:t>运算符优先级低的节点在上，反之在下（以根节点在最上边来看）。</w:t>
+        <w:t>）采用二叉树形式，且遵循“上低下高”原则：运算符优先级低的节点在上，反之在下（以根节点在最上边来看）。</w:t>
       </w:r>
     </w:p>
     <w:p>
@@ -7917,30 +7908,11 @@
           <w:szCs w:val="21"/>
           <w:lang w:val="en-US" w:eastAsia="zh-CN"/>
         </w:rPr>
-        <w:t>但是这里有两个非常隐蔽的注意事项：</w:t>
+        <w:t>但是，</w:t>
       </w:r>
-    </w:p>
-    <w:p>
-      <w:pPr>
-        <w:keepNext w:val="0"/>
-        <w:keepLines w:val="0"/>
-        <w:pageBreakBefore w:val="0"/>
-        <w:widowControl/>
-        <w:numPr>
-          <w:ilvl w:val="0"/>
-          <w:numId w:val="1"/>
-        </w:numPr>
-        <w:kinsoku/>
-        <w:wordWrap/>
-        <w:overflowPunct/>
-        <w:topLinePunct w:val="0"/>
-        <w:autoSpaceDE/>
-        <w:autoSpaceDN/>
-        <w:bidi w:val="0"/>
-        <w:adjustRightInd/>
-        <w:snapToGrid/>
-        <w:ind w:left="238" w:leftChars="0"/>
-        <w:textAlignment w:val="auto"/>
+      <w:bookmarkStart w:id="0" w:name="_GoBack"/>
+      <w:bookmarkEnd w:id="0"/>
+      <w:r>
         <w:rPr>
           <w:rFonts w:hint="eastAsia" w:ascii="华文中宋" w:hAnsi="华文中宋" w:eastAsia="华文中宋" w:cs="华文中宋"/>
           <w:b w:val="0"/>
@@ -7949,94 +7921,7 @@
           <w:szCs w:val="21"/>
           <w:lang w:val="en-US" w:eastAsia="zh-CN"/>
         </w:rPr>
-      </w:pPr>
-      <w:r>
-        <w:rPr>
-          <w:rFonts w:hint="eastAsia" w:ascii="华文中宋" w:hAnsi="华文中宋" w:eastAsia="华文中宋" w:cs="华文中宋"/>
-          <w:b w:val="0"/>
-          <w:bCs w:val="0"/>
-          <w:sz w:val="21"/>
-          <w:szCs w:val="21"/>
-          <w:lang w:val="en-US" w:eastAsia="zh-CN"/>
-        </w:rPr>
-        <w:t>考虑到“-”“/”两个四则运算符的算术特性，若习惯地将其设置与“+”“*”同级，则会导致括号问题（如3-(2-1)就会算成3-2-1=0）。故应将“-”“/”两个运算符优先级置于“+”“*”之上，使其在于“+”“*”同级运算时</w:t>
-      </w:r>
-      <w:bookmarkStart w:id="0" w:name="_GoBack"/>
-      <w:bookmarkEnd w:id="0"/>
-      <w:r>
-        <w:rPr>
-          <w:rFonts w:hint="eastAsia" w:ascii="华文中宋" w:hAnsi="华文中宋" w:eastAsia="华文中宋" w:cs="华文中宋"/>
-          <w:b w:val="0"/>
-          <w:bCs w:val="0"/>
-          <w:sz w:val="21"/>
-          <w:szCs w:val="21"/>
-          <w:lang w:val="en-US" w:eastAsia="zh-CN"/>
-        </w:rPr>
-        <w:t>“自带括号属性”。</w:t>
-      </w:r>
-    </w:p>
-    <w:p>
-      <w:pPr>
-        <w:keepNext w:val="0"/>
-        <w:keepLines w:val="0"/>
-        <w:pageBreakBefore w:val="0"/>
-        <w:widowControl/>
-        <w:numPr>
-          <w:ilvl w:val="0"/>
-          <w:numId w:val="1"/>
-        </w:numPr>
-        <w:kinsoku/>
-        <w:wordWrap/>
-        <w:overflowPunct/>
-        <w:topLinePunct w:val="0"/>
-        <w:autoSpaceDE/>
-        <w:autoSpaceDN/>
-        <w:bidi w:val="0"/>
-        <w:adjustRightInd/>
-        <w:snapToGrid/>
-        <w:ind w:left="238" w:leftChars="0"/>
-        <w:textAlignment w:val="auto"/>
-        <w:rPr>
-          <w:rFonts w:hint="eastAsia" w:ascii="华文中宋" w:hAnsi="华文中宋" w:eastAsia="华文中宋" w:cs="华文中宋"/>
-          <w:b w:val="0"/>
-          <w:bCs w:val="0"/>
-          <w:sz w:val="21"/>
-          <w:szCs w:val="21"/>
-          <w:lang w:val="en-US" w:eastAsia="zh-CN"/>
-        </w:rPr>
-      </w:pPr>
-      <w:r>
-        <w:rPr>
-          <w:rFonts w:hint="eastAsia" w:ascii="华文中宋" w:hAnsi="华文中宋" w:eastAsia="华文中宋" w:cs="华文中宋"/>
-          <w:b w:val="0"/>
-          <w:bCs w:val="0"/>
-          <w:sz w:val="21"/>
-          <w:szCs w:val="21"/>
-          <w:lang w:val="en-US" w:eastAsia="zh-CN"/>
-        </w:rPr>
-        <w:t>考虑到</w:t>
-      </w:r>
-      <w:r>
-        <w:rPr>
-          <w:rFonts w:hint="eastAsia" w:ascii="华文中宋" w:hAnsi="华文中宋" w:eastAsia="华文中宋" w:cs="华文中宋"/>
-          <w:b w:val="0"/>
-          <w:bCs w:val="0"/>
-          <w:sz w:val="21"/>
-          <w:szCs w:val="21"/>
-          <w:lang w:val="en-US" w:eastAsia="zh-CN"/>
-        </w:rPr>
-        <w:t>单目运算符的向右结合性</w:t>
-      </w:r>
-      <w:r>
-        <w:rPr>
-          <w:rFonts w:hint="eastAsia" w:ascii="华文中宋" w:hAnsi="华文中宋" w:eastAsia="华文中宋" w:cs="华文中宋"/>
-          <w:b w:val="0"/>
-          <w:bCs w:val="0"/>
-          <w:sz w:val="21"/>
-          <w:szCs w:val="21"/>
-          <w:lang w:val="en-US" w:eastAsia="zh-CN"/>
-        </w:rPr>
-        <w:t>，若两个优先级相等的是单目运算符，则应较新读到的节点在下；若不是，则新读到的节点在上在下均可。</w:t>
+        <w:t>这里有个非常隐蔽的注意事项：考虑到单目运算符的向右结合性，若两个优先级相等的是单目运算符，则应较新读到的节点在下；若不是，则新读到的节点在上在下均可。</w:t>
       </w:r>
     </w:p>
     <w:p>
@@ -8169,7 +8054,7 @@
         <w:widowControl/>
         <w:numPr>
           <w:ilvl w:val="0"/>
-          <w:numId w:val="2"/>
+          <w:numId w:val="1"/>
         </w:numPr>
         <w:kinsoku/>
         <w:wordWrap/>
@@ -8211,7 +8096,7 @@
         <w:widowControl/>
         <w:numPr>
           <w:ilvl w:val="0"/>
-          <w:numId w:val="2"/>
+          <w:numId w:val="1"/>
         </w:numPr>
         <w:kinsoku/>
         <w:wordWrap/>
@@ -8253,7 +8138,7 @@
         <w:widowControl/>
         <w:numPr>
           <w:ilvl w:val="0"/>
-          <w:numId w:val="2"/>
+          <w:numId w:val="1"/>
         </w:numPr>
         <w:kinsoku/>
         <w:wordWrap/>
@@ -8318,7 +8203,7 @@
         <w:widowControl/>
         <w:numPr>
           <w:ilvl w:val="0"/>
-          <w:numId w:val="2"/>
+          <w:numId w:val="1"/>
         </w:numPr>
         <w:kinsoku/>
         <w:wordWrap/>
@@ -8360,7 +8245,7 @@
         <w:widowControl/>
         <w:numPr>
           <w:ilvl w:val="0"/>
-          <w:numId w:val="2"/>
+          <w:numId w:val="1"/>
         </w:numPr>
         <w:kinsoku/>
         <w:wordWrap/>
@@ -8402,7 +8287,7 @@
         <w:widowControl/>
         <w:numPr>
           <w:ilvl w:val="0"/>
-          <w:numId w:val="2"/>
+          <w:numId w:val="1"/>
         </w:numPr>
         <w:kinsoku/>
         <w:wordWrap/>
@@ -8443,6 +8328,7 @@
         <w:pageBreakBefore w:val="0"/>
         <w:widowControl/>
         <w:numPr>
+          <w:ilvl w:val="0"/>
           <w:numId w:val="0"/>
         </w:numPr>
         <w:kinsoku/>
@@ -8529,7 +8415,9 @@
         </w:tblBorders>
         <w:tblLayout w:type="autofit"/>
         <w:tblCellMar>
+          <w:top w:w="0" w:type="dxa"/>
           <w:left w:w="108" w:type="dxa"/>
+          <w:bottom w:w="0" w:type="dxa"/>
           <w:right w:w="108" w:type="dxa"/>
         </w:tblCellMar>
       </w:tblPr>
@@ -8548,7 +8436,9 @@
             <w:insideV w:val="single" w:color="auto" w:sz="4" w:space="0"/>
           </w:tblBorders>
           <w:tblCellMar>
+            <w:top w:w="0" w:type="dxa"/>
             <w:left w:w="108" w:type="dxa"/>
+            <w:bottom w:w="0" w:type="dxa"/>
             <w:right w:w="108" w:type="dxa"/>
           </w:tblCellMar>
         </w:tblPrEx>
@@ -8563,6 +8453,7 @@
               <w:pageBreakBefore w:val="0"/>
               <w:widowControl/>
               <w:numPr>
+                <w:ilvl w:val="0"/>
                 <w:numId w:val="0"/>
               </w:numPr>
               <w:kinsoku/>
@@ -8612,6 +8503,7 @@
               <w:pageBreakBefore w:val="0"/>
               <w:widowControl/>
               <w:numPr>
+                <w:ilvl w:val="0"/>
                 <w:numId w:val="0"/>
               </w:numPr>
               <w:kinsoku/>
@@ -8662,7 +8554,9 @@
             <w:insideV w:val="single" w:color="auto" w:sz="4" w:space="0"/>
           </w:tblBorders>
           <w:tblCellMar>
+            <w:top w:w="0" w:type="dxa"/>
             <w:left w:w="108" w:type="dxa"/>
+            <w:bottom w:w="0" w:type="dxa"/>
             <w:right w:w="108" w:type="dxa"/>
           </w:tblCellMar>
         </w:tblPrEx>
@@ -8677,6 +8571,7 @@
               <w:pageBreakBefore w:val="0"/>
               <w:widowControl/>
               <w:numPr>
+                <w:ilvl w:val="0"/>
                 <w:numId w:val="0"/>
               </w:numPr>
               <w:kinsoku/>
@@ -8726,18 +8621,20 @@
               <w:pageBreakBefore w:val="0"/>
               <w:widowControl/>
               <w:numPr>
-                <w:numId w:val="0"/>
-              </w:numPr>
-              <w:kinsoku/>
-              <w:wordWrap/>
-              <w:overflowPunct/>
-              <w:topLinePunct w:val="0"/>
-              <w:autoSpaceDE/>
-              <w:autoSpaceDN/>
-              <w:bidi w:val="0"/>
-              <w:adjustRightInd/>
-              <w:snapToGrid/>
-              <w:ind w:left="238"/>
+                <w:ilvl w:val="0"/>
+                <w:numId w:val="0"/>
+              </w:numPr>
+              <w:kinsoku/>
+              <w:wordWrap/>
+              <w:overflowPunct/>
+              <w:topLinePunct w:val="0"/>
+              <w:autoSpaceDE/>
+              <w:autoSpaceDN/>
+              <w:bidi w:val="0"/>
+              <w:adjustRightInd/>
+              <w:snapToGrid/>
+              <w:ind w:left="238"/>
+              <w:jc w:val="both"/>
               <w:textAlignment w:val="auto"/>
               <w:rPr>
                 <w:rFonts w:hint="default" w:ascii="华文中宋" w:hAnsi="华文中宋" w:eastAsia="华文中宋" w:cs="华文中宋"/>
@@ -8775,7 +8672,9 @@
             <w:insideV w:val="single" w:color="auto" w:sz="4" w:space="0"/>
           </w:tblBorders>
           <w:tblCellMar>
+            <w:top w:w="0" w:type="dxa"/>
             <w:left w:w="108" w:type="dxa"/>
+            <w:bottom w:w="0" w:type="dxa"/>
             <w:right w:w="108" w:type="dxa"/>
           </w:tblCellMar>
         </w:tblPrEx>
@@ -8790,6 +8689,7 @@
               <w:pageBreakBefore w:val="0"/>
               <w:widowControl/>
               <w:numPr>
+                <w:ilvl w:val="0"/>
                 <w:numId w:val="0"/>
               </w:numPr>
               <w:kinsoku/>
@@ -8839,18 +8739,20 @@
               <w:pageBreakBefore w:val="0"/>
               <w:widowControl/>
               <w:numPr>
-                <w:numId w:val="0"/>
-              </w:numPr>
-              <w:kinsoku/>
-              <w:wordWrap/>
-              <w:overflowPunct/>
-              <w:topLinePunct w:val="0"/>
-              <w:autoSpaceDE/>
-              <w:autoSpaceDN/>
-              <w:bidi w:val="0"/>
-              <w:adjustRightInd/>
-              <w:snapToGrid/>
-              <w:ind w:left="238"/>
+                <w:ilvl w:val="0"/>
+                <w:numId w:val="0"/>
+              </w:numPr>
+              <w:kinsoku/>
+              <w:wordWrap/>
+              <w:overflowPunct/>
+              <w:topLinePunct w:val="0"/>
+              <w:autoSpaceDE/>
+              <w:autoSpaceDN/>
+              <w:bidi w:val="0"/>
+              <w:adjustRightInd/>
+              <w:snapToGrid/>
+              <w:ind w:left="238"/>
+              <w:jc w:val="both"/>
               <w:textAlignment w:val="auto"/>
               <w:rPr>
                 <w:rFonts w:hint="default" w:ascii="华文中宋" w:hAnsi="华文中宋" w:eastAsia="华文中宋" w:cs="华文中宋"/>
@@ -8888,7 +8790,9 @@
             <w:insideV w:val="single" w:color="auto" w:sz="4" w:space="0"/>
           </w:tblBorders>
           <w:tblCellMar>
+            <w:top w:w="0" w:type="dxa"/>
             <w:left w:w="108" w:type="dxa"/>
+            <w:bottom w:w="0" w:type="dxa"/>
             <w:right w:w="108" w:type="dxa"/>
           </w:tblCellMar>
         </w:tblPrEx>
@@ -8903,6 +8807,7 @@
               <w:pageBreakBefore w:val="0"/>
               <w:widowControl/>
               <w:numPr>
+                <w:ilvl w:val="0"/>
                 <w:numId w:val="0"/>
               </w:numPr>
               <w:kinsoku/>
@@ -8952,18 +8857,20 @@
               <w:pageBreakBefore w:val="0"/>
               <w:widowControl/>
               <w:numPr>
-                <w:numId w:val="0"/>
-              </w:numPr>
-              <w:kinsoku/>
-              <w:wordWrap/>
-              <w:overflowPunct/>
-              <w:topLinePunct w:val="0"/>
-              <w:autoSpaceDE/>
-              <w:autoSpaceDN/>
-              <w:bidi w:val="0"/>
-              <w:adjustRightInd/>
-              <w:snapToGrid/>
-              <w:ind w:left="238"/>
+                <w:ilvl w:val="0"/>
+                <w:numId w:val="0"/>
+              </w:numPr>
+              <w:kinsoku/>
+              <w:wordWrap/>
+              <w:overflowPunct/>
+              <w:topLinePunct w:val="0"/>
+              <w:autoSpaceDE/>
+              <w:autoSpaceDN/>
+              <w:bidi w:val="0"/>
+              <w:adjustRightInd/>
+              <w:snapToGrid/>
+              <w:ind w:left="238"/>
+              <w:jc w:val="both"/>
               <w:textAlignment w:val="auto"/>
               <w:rPr>
                 <w:rFonts w:hint="default" w:ascii="华文中宋" w:hAnsi="华文中宋" w:eastAsia="华文中宋" w:cs="华文中宋"/>
@@ -9001,7 +8908,9 @@
             <w:insideV w:val="single" w:color="auto" w:sz="4" w:space="0"/>
           </w:tblBorders>
           <w:tblCellMar>
+            <w:top w:w="0" w:type="dxa"/>
             <w:left w:w="108" w:type="dxa"/>
+            <w:bottom w:w="0" w:type="dxa"/>
             <w:right w:w="108" w:type="dxa"/>
           </w:tblCellMar>
         </w:tblPrEx>
@@ -9016,6 +8925,7 @@
               <w:pageBreakBefore w:val="0"/>
               <w:widowControl/>
               <w:numPr>
+                <w:ilvl w:val="0"/>
                 <w:numId w:val="0"/>
               </w:numPr>
               <w:kinsoku/>
@@ -9065,18 +8975,20 @@
               <w:pageBreakBefore w:val="0"/>
               <w:widowControl/>
               <w:numPr>
-                <w:numId w:val="0"/>
-              </w:numPr>
-              <w:kinsoku/>
-              <w:wordWrap/>
-              <w:overflowPunct/>
-              <w:topLinePunct w:val="0"/>
-              <w:autoSpaceDE/>
-              <w:autoSpaceDN/>
-              <w:bidi w:val="0"/>
-              <w:adjustRightInd/>
-              <w:snapToGrid/>
-              <w:ind w:left="238"/>
+                <w:ilvl w:val="0"/>
+                <w:numId w:val="0"/>
+              </w:numPr>
+              <w:kinsoku/>
+              <w:wordWrap/>
+              <w:overflowPunct/>
+              <w:topLinePunct w:val="0"/>
+              <w:autoSpaceDE/>
+              <w:autoSpaceDN/>
+              <w:bidi w:val="0"/>
+              <w:adjustRightInd/>
+              <w:snapToGrid/>
+              <w:ind w:left="238"/>
+              <w:jc w:val="both"/>
               <w:textAlignment w:val="auto"/>
               <w:rPr>
                 <w:rFonts w:hint="default" w:ascii="华文中宋" w:hAnsi="华文中宋" w:eastAsia="华文中宋" w:cs="华文中宋"/>
@@ -9163,7 +9075,9 @@
             <w:insideV w:val="single" w:color="auto" w:sz="4" w:space="0"/>
           </w:tblBorders>
           <w:tblCellMar>
+            <w:top w:w="0" w:type="dxa"/>
             <w:left w:w="108" w:type="dxa"/>
+            <w:bottom w:w="0" w:type="dxa"/>
             <w:right w:w="108" w:type="dxa"/>
           </w:tblCellMar>
         </w:tblPrEx>
@@ -9178,6 +9092,7 @@
               <w:pageBreakBefore w:val="0"/>
               <w:widowControl/>
               <w:numPr>
+                <w:ilvl w:val="0"/>
                 <w:numId w:val="0"/>
               </w:numPr>
               <w:kinsoku/>
@@ -9227,18 +9142,20 @@
               <w:pageBreakBefore w:val="0"/>
               <w:widowControl/>
               <w:numPr>
-                <w:numId w:val="0"/>
-              </w:numPr>
-              <w:kinsoku/>
-              <w:wordWrap/>
-              <w:overflowPunct/>
-              <w:topLinePunct w:val="0"/>
-              <w:autoSpaceDE/>
-              <w:autoSpaceDN/>
-              <w:bidi w:val="0"/>
-              <w:adjustRightInd/>
-              <w:snapToGrid/>
-              <w:ind w:left="238"/>
+                <w:ilvl w:val="0"/>
+                <w:numId w:val="0"/>
+              </w:numPr>
+              <w:kinsoku/>
+              <w:wordWrap/>
+              <w:overflowPunct/>
+              <w:topLinePunct w:val="0"/>
+              <w:autoSpaceDE/>
+              <w:autoSpaceDN/>
+              <w:bidi w:val="0"/>
+              <w:adjustRightInd/>
+              <w:snapToGrid/>
+              <w:ind w:left="238"/>
+              <w:jc w:val="both"/>
               <w:textAlignment w:val="auto"/>
               <w:rPr>
                 <w:rFonts w:hint="default" w:ascii="华文中宋" w:hAnsi="华文中宋" w:eastAsia="华文中宋" w:cs="华文中宋"/>
@@ -9322,6 +9239,7 @@
         <w:pageBreakBefore w:val="0"/>
         <w:widowControl/>
         <w:numPr>
+          <w:ilvl w:val="0"/>
           <w:numId w:val="0"/>
         </w:numPr>
         <w:kinsoku/>
@@ -9383,18 +9301,6 @@
 <file path=word/numbering.xml><?xml version="1.0" encoding="utf-8"?>
 <w:numbering xmlns:wpc="http://schemas.microsoft.com/office/word/2010/wordprocessingCanvas" xmlns:mc="http://schemas.openxmlformats.org/markup-compatibility/2006" xmlns:o="urn:schemas-microsoft-com:office:office" xmlns:r="http://schemas.openxmlformats.org/officeDocument/2006/relationships" xmlns:m="http://schemas.openxmlformats.org/officeDocument/2006/math" xmlns:v="urn:schemas-microsoft-com:vml" xmlns:wp14="http://schemas.microsoft.com/office/word/2010/wordprocessingDrawing" xmlns:wp="http://schemas.openxmlformats.org/drawingml/2006/wordprocessingDrawing" xmlns:w10="urn:schemas-microsoft-com:office:word" xmlns:w="http://schemas.openxmlformats.org/wordprocessingml/2006/main" xmlns:w14="http://schemas.microsoft.com/office/word/2010/wordml" xmlns:wpg="http://schemas.microsoft.com/office/word/2010/wordprocessingGroup" xmlns:wpi="http://schemas.microsoft.com/office/word/2010/wordprocessingInk" xmlns:wne="http://schemas.microsoft.com/office/word/2006/wordml" xmlns:wps="http://schemas.microsoft.com/office/word/2010/wordprocessingShape" xmlns:wpsCustomData="http://www.wps.cn/officeDocument/2013/wpsCustomData" mc:Ignorable="w14 wp14">
   <w:abstractNum w:abstractNumId="0">
-    <w:nsid w:val="C39BCAFF"/>
-    <w:multiLevelType w:val="singleLevel"/>
-    <w:tmpl w:val="C39BCAFF"/>
-    <w:lvl w:ilvl="0" w:tentative="0">
-      <w:start w:val="1"/>
-      <w:numFmt w:val="decimal"/>
-      <w:suff w:val="space"/>
-      <w:lvlText w:val="%1."/>
-      <w:lvlJc w:val="left"/>
-    </w:lvl>
-  </w:abstractNum>
-  <w:abstractNum w:abstractNumId="1">
     <w:nsid w:val="65CF5E65"/>
     <w:multiLevelType w:val="singleLevel"/>
     <w:tmpl w:val="65CF5E65"/>
@@ -9416,9 +9322,6 @@
   </w:abstractNum>
   <w:num w:numId="1">
     <w:abstractNumId w:val="0"/>
-  </w:num>
-  <w:num w:numId="2">
-    <w:abstractNumId w:val="1"/>
   </w:num>
 </w:numbering>
 </file>
@@ -9499,7 +9402,7 @@
     <w:lsdException w:qFormat="1" w:unhideWhenUsed="0" w:uiPriority="0" w:semiHidden="0" w:name="Title"/>
     <w:lsdException w:unhideWhenUsed="0" w:uiPriority="0" w:semiHidden="0" w:name="Closing"/>
     <w:lsdException w:unhideWhenUsed="0" w:uiPriority="0" w:semiHidden="0" w:name="Signature"/>
-    <w:lsdException w:unhideWhenUsed="0" w:uiPriority="0" w:name="Default Paragraph Font"/>
+    <w:lsdException w:qFormat="1" w:unhideWhenUsed="0" w:uiPriority="0" w:name="Default Paragraph Font"/>
     <w:lsdException w:unhideWhenUsed="0" w:uiPriority="0" w:semiHidden="0" w:name="Body Text"/>
     <w:lsdException w:unhideWhenUsed="0" w:uiPriority="0" w:semiHidden="0" w:name="Body Text Indent"/>
     <w:lsdException w:unhideWhenUsed="0" w:uiPriority="0" w:semiHidden="0" w:name="List Continue"/>
@@ -9519,8 +9422,8 @@
     <w:lsdException w:unhideWhenUsed="0" w:uiPriority="0" w:semiHidden="0" w:name="Body Text Indent 2"/>
     <w:lsdException w:unhideWhenUsed="0" w:uiPriority="0" w:semiHidden="0" w:name="Body Text Indent 3"/>
     <w:lsdException w:unhideWhenUsed="0" w:uiPriority="0" w:semiHidden="0" w:name="Block Text"/>
-    <w:lsdException w:unhideWhenUsed="0" w:uiPriority="0" w:semiHidden="0" w:name="Hyperlink"/>
-    <w:lsdException w:unhideWhenUsed="0" w:uiPriority="0" w:semiHidden="0" w:name="FollowedHyperlink"/>
+    <w:lsdException w:qFormat="1" w:unhideWhenUsed="0" w:uiPriority="0" w:semiHidden="0" w:name="Hyperlink"/>
+    <w:lsdException w:qFormat="1" w:unhideWhenUsed="0" w:uiPriority="0" w:semiHidden="0" w:name="FollowedHyperlink"/>
     <w:lsdException w:qFormat="1" w:unhideWhenUsed="0" w:uiPriority="0" w:semiHidden="0" w:name="Strong"/>
     <w:lsdException w:qFormat="1" w:unhideWhenUsed="0" w:uiPriority="0" w:semiHidden="0" w:name="Emphasis"/>
     <w:lsdException w:unhideWhenUsed="0" w:uiPriority="0" w:semiHidden="0" w:name="Document Map"/>
@@ -9720,6 +9623,7 @@
   <w:style w:type="character" w:default="1" w:styleId="5">
     <w:name w:val="Default Paragraph Font"/>
     <w:semiHidden/>
+    <w:qFormat/>
     <w:uiPriority w:val="0"/>
   </w:style>
   <w:style w:type="table" w:default="1" w:styleId="3">
@@ -9758,6 +9662,7 @@
   <w:style w:type="character" w:styleId="6">
     <w:name w:val="FollowedHyperlink"/>
     <w:basedOn w:val="5"/>
+    <w:qFormat/>
     <w:uiPriority w:val="0"/>
     <w:rPr>
       <w:color w:val="800080"/>
@@ -9767,6 +9672,7 @@
   <w:style w:type="character" w:styleId="7">
     <w:name w:val="Hyperlink"/>
     <w:basedOn w:val="5"/>
+    <w:qFormat/>
     <w:uiPriority w:val="0"/>
     <w:rPr>
       <w:color w:val="0000FF"/>
